--- a/Knowledge/3-Work knowledge/1-Software Engineering/1-Fundamentals/5-My Source/7-Software/3-Software Tool/1-Software Tool.docx
+++ b/Knowledge/3-Work knowledge/1-Software Engineering/1-Fundamentals/5-My Source/7-Software/3-Software Tool/1-Software Tool.docx
@@ -28,7 +28,27 @@
           <w:sz w:val="18"/>
           <w:highlight w:val="lightGray"/>
         </w:rPr>
-        <w:t xml:space="preserve">: Persons Table -&gt; ID Column: 1, Name_En Column: Motasem Essam] -&gt; </w:t>
+        <w:t xml:space="preserve">: Persons Table -&gt; ID Column: 1, </w:t>
+      </w:r>
+      <w:proofErr w:type="spellStart"/>
+      <w:r>
+        <w:rPr>
+          <w:rFonts w:ascii="Arial" w:hAnsi="Arial"/>
+          <w:color w:val="000000"/>
+          <w:sz w:val="18"/>
+          <w:highlight w:val="lightGray"/>
+        </w:rPr>
+        <w:t>Name_En</w:t>
+      </w:r>
+      <w:proofErr w:type="spellEnd"/>
+      <w:r>
+        <w:rPr>
+          <w:rFonts w:ascii="Arial" w:hAnsi="Arial"/>
+          <w:color w:val="000000"/>
+          <w:sz w:val="18"/>
+          <w:highlight w:val="lightGray"/>
+        </w:rPr>
+        <w:t xml:space="preserve"> Column: Motasem Essam] -&gt; </w:t>
       </w:r>
       <w:r>
         <w:rPr>
@@ -51,80 +71,12 @@
       </w:r>
       <w:r>
         <w:rPr>
-          <w:rFonts w:ascii="Arial" w:hAnsi="Arial" w:eastAsia="Arial" w:cs="Arial"/>
-          <w:b w:val="0"/>
-          <w:i w:val="0"/>
-          <w:color w:val="000000"/>
-          <w:sz w:val="18"/>
-          <w:highlight w:val="lightGray"/>
-        </w:rPr>
-        <w:t>C</w:t>
-      </w:r>
-      <w:r>
-        <w:rPr>
-          <w:rFonts w:ascii="Arial" w:hAnsi="Arial" w:eastAsia="Arial" w:cs="Arial"/>
-          <w:b w:val="0"/>
-          <w:i w:val="0"/>
-          <w:color w:val="000000"/>
-          <w:sz w:val="18"/>
-          <w:highlight w:val="lightGray"/>
-        </w:rPr>
-        <w:t>h</w:t>
-      </w:r>
-      <w:r>
-        <w:rPr>
-          <w:rFonts w:ascii="Arial" w:hAnsi="Arial" w:eastAsia="Arial" w:cs="Arial"/>
-          <w:b w:val="0"/>
-          <w:i w:val="0"/>
-          <w:color w:val="000000"/>
-          <w:sz w:val="18"/>
-          <w:highlight w:val="lightGray"/>
-        </w:rPr>
-        <w:t>a</w:t>
-      </w:r>
-      <w:r>
-        <w:rPr>
-          <w:rFonts w:ascii="Arial" w:hAnsi="Arial" w:eastAsia="Arial" w:cs="Arial"/>
-          <w:b w:val="0"/>
-          <w:i w:val="0"/>
-          <w:color w:val="000000"/>
-          <w:sz w:val="18"/>
-          <w:highlight w:val="lightGray"/>
-        </w:rPr>
-        <w:t>t</w:t>
-      </w:r>
-      <w:r>
-        <w:rPr>
-          <w:rFonts w:ascii="Arial" w:hAnsi="Arial" w:eastAsia="Arial" w:cs="Arial"/>
-          <w:b w:val="0"/>
-          <w:i w:val="0"/>
-          <w:color w:val="000000"/>
-          <w:sz w:val="18"/>
-          <w:highlight w:val="lightGray"/>
-        </w:rPr>
-        <w:t>G</w:t>
-      </w:r>
-      <w:r>
-        <w:rPr>
-          <w:rFonts w:ascii="Arial" w:hAnsi="Arial" w:eastAsia="Arial" w:cs="Arial"/>
-          <w:b w:val="0"/>
-          <w:i w:val="0"/>
-          <w:color w:val="000000"/>
-          <w:sz w:val="18"/>
-          <w:highlight w:val="lightGray"/>
-        </w:rPr>
-        <w:t>P</w:t>
-      </w:r>
-      <w:r>
-        <w:rPr>
-          <w:rFonts w:ascii="Arial" w:hAnsi="Arial" w:eastAsia="Arial" w:cs="Arial"/>
-          <w:b w:val="0"/>
-          <w:i w:val="0"/>
-          <w:color w:val="000000"/>
-          <w:sz w:val="18"/>
-          <w:highlight w:val="lightGray"/>
-        </w:rPr>
-        <w:t>T</w:t>
+          <w:rFonts w:ascii="Arial" w:eastAsia="Arial" w:hAnsi="Arial" w:cs="Arial"/>
+          <w:color w:val="000000"/>
+          <w:sz w:val="18"/>
+          <w:highlight w:val="lightGray"/>
+        </w:rPr>
+        <w:t>ChatGPT</w:t>
       </w:r>
       <w:r>
         <w:rPr>
@@ -316,7 +268,27 @@
           <w:sz w:val="18"/>
           <w:highlight w:val="lightGray"/>
         </w:rPr>
-        <w:t xml:space="preserve">: Persons Table -&gt; ID Column: 1, Name_En Column: Motasem Essam] -&gt; </w:t>
+        <w:t xml:space="preserve">: Persons Table -&gt; ID Column: 1, </w:t>
+      </w:r>
+      <w:proofErr w:type="spellStart"/>
+      <w:r>
+        <w:rPr>
+          <w:rFonts w:ascii="Arial" w:hAnsi="Arial"/>
+          <w:color w:val="000000"/>
+          <w:sz w:val="18"/>
+          <w:highlight w:val="lightGray"/>
+        </w:rPr>
+        <w:t>Name_En</w:t>
+      </w:r>
+      <w:proofErr w:type="spellEnd"/>
+      <w:r>
+        <w:rPr>
+          <w:rFonts w:ascii="Arial" w:hAnsi="Arial"/>
+          <w:color w:val="000000"/>
+          <w:sz w:val="18"/>
+          <w:highlight w:val="lightGray"/>
+        </w:rPr>
+        <w:t xml:space="preserve"> Column: Motasem Essam] -&gt; </w:t>
       </w:r>
       <w:r>
         <w:rPr>
@@ -339,80 +311,12 @@
       </w:r>
       <w:r>
         <w:rPr>
-          <w:rFonts w:ascii="Arial" w:hAnsi="Arial" w:eastAsia="Arial" w:cs="Arial"/>
-          <w:b w:val="0"/>
-          <w:i w:val="0"/>
-          <w:color w:val="000000"/>
-          <w:sz w:val="18"/>
-          <w:highlight w:val="lightGray"/>
-        </w:rPr>
-        <w:t>C</w:t>
-      </w:r>
-      <w:r>
-        <w:rPr>
-          <w:rFonts w:ascii="Arial" w:hAnsi="Arial" w:eastAsia="Arial" w:cs="Arial"/>
-          <w:b w:val="0"/>
-          <w:i w:val="0"/>
-          <w:color w:val="000000"/>
-          <w:sz w:val="18"/>
-          <w:highlight w:val="lightGray"/>
-        </w:rPr>
-        <w:t>h</w:t>
-      </w:r>
-      <w:r>
-        <w:rPr>
-          <w:rFonts w:ascii="Arial" w:hAnsi="Arial" w:eastAsia="Arial" w:cs="Arial"/>
-          <w:b w:val="0"/>
-          <w:i w:val="0"/>
-          <w:color w:val="000000"/>
-          <w:sz w:val="18"/>
-          <w:highlight w:val="lightGray"/>
-        </w:rPr>
-        <w:t>a</w:t>
-      </w:r>
-      <w:r>
-        <w:rPr>
-          <w:rFonts w:ascii="Arial" w:hAnsi="Arial" w:eastAsia="Arial" w:cs="Arial"/>
-          <w:b w:val="0"/>
-          <w:i w:val="0"/>
-          <w:color w:val="000000"/>
-          <w:sz w:val="18"/>
-          <w:highlight w:val="lightGray"/>
-        </w:rPr>
-        <w:t>t</w:t>
-      </w:r>
-      <w:r>
-        <w:rPr>
-          <w:rFonts w:ascii="Arial" w:hAnsi="Arial" w:eastAsia="Arial" w:cs="Arial"/>
-          <w:b w:val="0"/>
-          <w:i w:val="0"/>
-          <w:color w:val="000000"/>
-          <w:sz w:val="18"/>
-          <w:highlight w:val="lightGray"/>
-        </w:rPr>
-        <w:t>G</w:t>
-      </w:r>
-      <w:r>
-        <w:rPr>
-          <w:rFonts w:ascii="Arial" w:hAnsi="Arial" w:eastAsia="Arial" w:cs="Arial"/>
-          <w:b w:val="0"/>
-          <w:i w:val="0"/>
-          <w:color w:val="000000"/>
-          <w:sz w:val="18"/>
-          <w:highlight w:val="lightGray"/>
-        </w:rPr>
-        <w:t>P</w:t>
-      </w:r>
-      <w:r>
-        <w:rPr>
-          <w:rFonts w:ascii="Arial" w:hAnsi="Arial" w:eastAsia="Arial" w:cs="Arial"/>
-          <w:b w:val="0"/>
-          <w:i w:val="0"/>
-          <w:color w:val="000000"/>
-          <w:sz w:val="18"/>
-          <w:highlight w:val="lightGray"/>
-        </w:rPr>
-        <w:t>T</w:t>
+          <w:rFonts w:ascii="Arial" w:eastAsia="Arial" w:hAnsi="Arial" w:cs="Arial"/>
+          <w:color w:val="000000"/>
+          <w:sz w:val="18"/>
+          <w:highlight w:val="lightGray"/>
+        </w:rPr>
+        <w:t>ChatGPT</w:t>
       </w:r>
       <w:r>
         <w:rPr>
@@ -566,7 +470,27 @@
           <w:sz w:val="18"/>
           <w:highlight w:val="lightGray"/>
         </w:rPr>
-        <w:t xml:space="preserve">: Persons Table -&gt; ID Column: 1, Name_En Column: Motasem Essam] -&gt; </w:t>
+        <w:t xml:space="preserve">: Persons Table -&gt; ID Column: 1, </w:t>
+      </w:r>
+      <w:proofErr w:type="spellStart"/>
+      <w:r>
+        <w:rPr>
+          <w:rFonts w:ascii="Arial" w:hAnsi="Arial"/>
+          <w:color w:val="000000"/>
+          <w:sz w:val="18"/>
+          <w:highlight w:val="lightGray"/>
+        </w:rPr>
+        <w:t>Name_En</w:t>
+      </w:r>
+      <w:proofErr w:type="spellEnd"/>
+      <w:r>
+        <w:rPr>
+          <w:rFonts w:ascii="Arial" w:hAnsi="Arial"/>
+          <w:color w:val="000000"/>
+          <w:sz w:val="18"/>
+          <w:highlight w:val="lightGray"/>
+        </w:rPr>
+        <w:t xml:space="preserve"> Column: Motasem Essam] -&gt; </w:t>
       </w:r>
       <w:r>
         <w:rPr>
@@ -589,80 +513,12 @@
       </w:r>
       <w:r>
         <w:rPr>
-          <w:rFonts w:ascii="Arial" w:hAnsi="Arial" w:eastAsia="Arial" w:cs="Arial"/>
-          <w:b w:val="0"/>
-          <w:i w:val="0"/>
-          <w:color w:val="000000"/>
-          <w:sz w:val="18"/>
-          <w:highlight w:val="lightGray"/>
-        </w:rPr>
-        <w:t>C</w:t>
-      </w:r>
-      <w:r>
-        <w:rPr>
-          <w:rFonts w:ascii="Arial" w:hAnsi="Arial" w:eastAsia="Arial" w:cs="Arial"/>
-          <w:b w:val="0"/>
-          <w:i w:val="0"/>
-          <w:color w:val="000000"/>
-          <w:sz w:val="18"/>
-          <w:highlight w:val="lightGray"/>
-        </w:rPr>
-        <w:t>h</w:t>
-      </w:r>
-      <w:r>
-        <w:rPr>
-          <w:rFonts w:ascii="Arial" w:hAnsi="Arial" w:eastAsia="Arial" w:cs="Arial"/>
-          <w:b w:val="0"/>
-          <w:i w:val="0"/>
-          <w:color w:val="000000"/>
-          <w:sz w:val="18"/>
-          <w:highlight w:val="lightGray"/>
-        </w:rPr>
-        <w:t>a</w:t>
-      </w:r>
-      <w:r>
-        <w:rPr>
-          <w:rFonts w:ascii="Arial" w:hAnsi="Arial" w:eastAsia="Arial" w:cs="Arial"/>
-          <w:b w:val="0"/>
-          <w:i w:val="0"/>
-          <w:color w:val="000000"/>
-          <w:sz w:val="18"/>
-          <w:highlight w:val="lightGray"/>
-        </w:rPr>
-        <w:t>t</w:t>
-      </w:r>
-      <w:r>
-        <w:rPr>
-          <w:rFonts w:ascii="Arial" w:hAnsi="Arial" w:eastAsia="Arial" w:cs="Arial"/>
-          <w:b w:val="0"/>
-          <w:i w:val="0"/>
-          <w:color w:val="000000"/>
-          <w:sz w:val="18"/>
-          <w:highlight w:val="lightGray"/>
-        </w:rPr>
-        <w:t>G</w:t>
-      </w:r>
-      <w:r>
-        <w:rPr>
-          <w:rFonts w:ascii="Arial" w:hAnsi="Arial" w:eastAsia="Arial" w:cs="Arial"/>
-          <w:b w:val="0"/>
-          <w:i w:val="0"/>
-          <w:color w:val="000000"/>
-          <w:sz w:val="18"/>
-          <w:highlight w:val="lightGray"/>
-        </w:rPr>
-        <w:t>P</w:t>
-      </w:r>
-      <w:r>
-        <w:rPr>
-          <w:rFonts w:ascii="Arial" w:hAnsi="Arial" w:eastAsia="Arial" w:cs="Arial"/>
-          <w:b w:val="0"/>
-          <w:i w:val="0"/>
-          <w:color w:val="000000"/>
-          <w:sz w:val="18"/>
-          <w:highlight w:val="lightGray"/>
-        </w:rPr>
-        <w:t>T</w:t>
+          <w:rFonts w:ascii="Arial" w:eastAsia="Arial" w:hAnsi="Arial" w:cs="Arial"/>
+          <w:color w:val="000000"/>
+          <w:sz w:val="18"/>
+          <w:highlight w:val="lightGray"/>
+        </w:rPr>
+        <w:t>ChatGPT</w:t>
       </w:r>
       <w:r>
         <w:rPr>
@@ -1016,7 +872,21 @@
               <w:rPr>
                 <w:rFonts w:ascii="Roboto Mono" w:hAnsi="Roboto Mono"/>
               </w:rPr>
-              <w:t>Tracks code changes and manages collaboration</w:t>
+              <w:t xml:space="preserve">Tracks code changes and </w:t>
+            </w:r>
+            <w:proofErr w:type="gramStart"/>
+            <w:r>
+              <w:rPr>
+                <w:rFonts w:ascii="Roboto Mono" w:hAnsi="Roboto Mono"/>
+              </w:rPr>
+              <w:t>manages</w:t>
+            </w:r>
+            <w:proofErr w:type="gramEnd"/>
+            <w:r>
+              <w:rPr>
+                <w:rFonts w:ascii="Roboto Mono" w:hAnsi="Roboto Mono"/>
+              </w:rPr>
+              <w:t xml:space="preserve"> collaboration</w:t>
             </w:r>
           </w:p>
         </w:tc>
@@ -1111,18 +981,8 @@
     <w:p>
       <w:pPr>
         <w:pStyle w:val="Heading2"/>
-        <w:rPr>
-          <w:rFonts w:ascii="Segoe UI Emoji" w:hAnsi="Segoe UI Emoji" w:cs="Segoe UI Emoji"/>
-          <w:b/>
-          <w:bCs/>
-        </w:rPr>
-      </w:pPr>
-      <w:r>
-        <w:rPr>
-          <w:rFonts w:ascii="Segoe UI Emoji" w:hAnsi="Segoe UI Emoji" w:cs="Segoe UI Emoji"/>
-          <w:b/>
-          <w:bCs/>
-        </w:rPr>
+      </w:pPr>
+      <w:r>
         <w:t>Overlapping Roles of Software Tools</w:t>
       </w:r>
     </w:p>
@@ -1151,7 +1011,27 @@
           <w:sz w:val="18"/>
           <w:highlight w:val="lightGray"/>
         </w:rPr>
-        <w:t xml:space="preserve">: Persons Table -&gt; ID Column: 1, Name_En Column: Motasem Essam] -&gt; </w:t>
+        <w:t xml:space="preserve">: Persons Table -&gt; ID Column: 1, </w:t>
+      </w:r>
+      <w:proofErr w:type="spellStart"/>
+      <w:r>
+        <w:rPr>
+          <w:rFonts w:ascii="Arial" w:hAnsi="Arial"/>
+          <w:color w:val="000000"/>
+          <w:sz w:val="18"/>
+          <w:highlight w:val="lightGray"/>
+        </w:rPr>
+        <w:t>Name_En</w:t>
+      </w:r>
+      <w:proofErr w:type="spellEnd"/>
+      <w:r>
+        <w:rPr>
+          <w:rFonts w:ascii="Arial" w:hAnsi="Arial"/>
+          <w:color w:val="000000"/>
+          <w:sz w:val="18"/>
+          <w:highlight w:val="lightGray"/>
+        </w:rPr>
+        <w:t xml:space="preserve"> Column: Motasem Essam] -&gt; </w:t>
       </w:r>
       <w:r>
         <w:rPr>
@@ -1174,80 +1054,12 @@
       </w:r>
       <w:r>
         <w:rPr>
-          <w:rFonts w:ascii="Arial" w:hAnsi="Arial" w:eastAsia="Arial" w:cs="Arial"/>
-          <w:b w:val="0"/>
-          <w:i w:val="0"/>
-          <w:color w:val="000000"/>
-          <w:sz w:val="18"/>
-          <w:highlight w:val="lightGray"/>
-        </w:rPr>
-        <w:t>C</w:t>
-      </w:r>
-      <w:r>
-        <w:rPr>
-          <w:rFonts w:ascii="Arial" w:hAnsi="Arial" w:eastAsia="Arial" w:cs="Arial"/>
-          <w:b w:val="0"/>
-          <w:i w:val="0"/>
-          <w:color w:val="000000"/>
-          <w:sz w:val="18"/>
-          <w:highlight w:val="lightGray"/>
-        </w:rPr>
-        <w:t>h</w:t>
-      </w:r>
-      <w:r>
-        <w:rPr>
-          <w:rFonts w:ascii="Arial" w:hAnsi="Arial" w:eastAsia="Arial" w:cs="Arial"/>
-          <w:b w:val="0"/>
-          <w:i w:val="0"/>
-          <w:color w:val="000000"/>
-          <w:sz w:val="18"/>
-          <w:highlight w:val="lightGray"/>
-        </w:rPr>
-        <w:t>a</w:t>
-      </w:r>
-      <w:r>
-        <w:rPr>
-          <w:rFonts w:ascii="Arial" w:hAnsi="Arial" w:eastAsia="Arial" w:cs="Arial"/>
-          <w:b w:val="0"/>
-          <w:i w:val="0"/>
-          <w:color w:val="000000"/>
-          <w:sz w:val="18"/>
-          <w:highlight w:val="lightGray"/>
-        </w:rPr>
-        <w:t>t</w:t>
-      </w:r>
-      <w:r>
-        <w:rPr>
-          <w:rFonts w:ascii="Arial" w:hAnsi="Arial" w:eastAsia="Arial" w:cs="Arial"/>
-          <w:b w:val="0"/>
-          <w:i w:val="0"/>
-          <w:color w:val="000000"/>
-          <w:sz w:val="18"/>
-          <w:highlight w:val="lightGray"/>
-        </w:rPr>
-        <w:t>G</w:t>
-      </w:r>
-      <w:r>
-        <w:rPr>
-          <w:rFonts w:ascii="Arial" w:hAnsi="Arial" w:eastAsia="Arial" w:cs="Arial"/>
-          <w:b w:val="0"/>
-          <w:i w:val="0"/>
-          <w:color w:val="000000"/>
-          <w:sz w:val="18"/>
-          <w:highlight w:val="lightGray"/>
-        </w:rPr>
-        <w:t>P</w:t>
-      </w:r>
-      <w:r>
-        <w:rPr>
-          <w:rFonts w:ascii="Arial" w:hAnsi="Arial" w:eastAsia="Arial" w:cs="Arial"/>
-          <w:b w:val="0"/>
-          <w:i w:val="0"/>
-          <w:color w:val="000000"/>
-          <w:sz w:val="18"/>
-          <w:highlight w:val="lightGray"/>
-        </w:rPr>
-        <w:t>T</w:t>
+          <w:rFonts w:ascii="Arial" w:eastAsia="Arial" w:hAnsi="Arial" w:cs="Arial"/>
+          <w:color w:val="000000"/>
+          <w:sz w:val="18"/>
+          <w:highlight w:val="lightGray"/>
+        </w:rPr>
+        <w:t>ChatGPT</w:t>
       </w:r>
       <w:r>
         <w:rPr>
@@ -1365,7 +1177,21 @@
         <w:rPr>
           <w:rFonts w:ascii="Roboto Mono" w:hAnsi="Roboto Mono"/>
         </w:rPr>
-        <w:t xml:space="preserve"> – some tools (like npm or pip) can act as both package managers and dependency managers, and sometimes even as build tools.</w:t>
+        <w:t xml:space="preserve"> – some tools (like </w:t>
+      </w:r>
+      <w:proofErr w:type="spellStart"/>
+      <w:r>
+        <w:rPr>
+          <w:rFonts w:ascii="Roboto Mono" w:hAnsi="Roboto Mono"/>
+        </w:rPr>
+        <w:t>npm</w:t>
+      </w:r>
+      <w:proofErr w:type="spellEnd"/>
+      <w:r>
+        <w:rPr>
+          <w:rFonts w:ascii="Roboto Mono" w:hAnsi="Roboto Mono"/>
+        </w:rPr>
+        <w:t xml:space="preserve"> or pip) can act as both package managers and dependency managers, and sometimes even as build tools.</w:t>
       </w:r>
     </w:p>
     <w:p>
@@ -1390,7 +1216,21 @@
         <w:rPr>
           <w:rFonts w:ascii="Roboto Mono" w:hAnsi="Roboto Mono"/>
         </w:rPr>
-        <w:t xml:space="preserve"> – knowing which role each tool plays helps you structure projects, manage dependencies, and automate builds efficiently.</w:t>
+        <w:t xml:space="preserve"> – knowing which role each tool plays </w:t>
+      </w:r>
+      <w:proofErr w:type="gramStart"/>
+      <w:r>
+        <w:rPr>
+          <w:rFonts w:ascii="Roboto Mono" w:hAnsi="Roboto Mono"/>
+        </w:rPr>
+        <w:t>helps</w:t>
+      </w:r>
+      <w:proofErr w:type="gramEnd"/>
+      <w:r>
+        <w:rPr>
+          <w:rFonts w:ascii="Roboto Mono" w:hAnsi="Roboto Mono"/>
+        </w:rPr>
+        <w:t xml:space="preserve"> you structure projects, manage dependencies, and automate builds efficiently.</w:t>
       </w:r>
     </w:p>
     <w:p>
@@ -1454,6 +1294,7 @@
         <w:lastRenderedPageBreak/>
         <w:t xml:space="preserve">Ah, yes — the confusion with </w:t>
       </w:r>
+      <w:proofErr w:type="spellStart"/>
       <w:r>
         <w:rPr>
           <w:rFonts w:ascii="Roboto Mono" w:hAnsi="Roboto Mono"/>
@@ -1462,6 +1303,7 @@
         </w:rPr>
         <w:t>npm</w:t>
       </w:r>
+      <w:proofErr w:type="spellEnd"/>
       <w:r>
         <w:rPr>
           <w:rFonts w:ascii="Roboto Mono" w:hAnsi="Roboto Mono"/>
@@ -1547,7 +1389,27 @@
           <w:sz w:val="18"/>
           <w:highlight w:val="lightGray"/>
         </w:rPr>
-        <w:t xml:space="preserve">: Persons Table -&gt; ID Column: 1, Name_En Column: Motasem Essam] -&gt; </w:t>
+        <w:t xml:space="preserve">: Persons Table -&gt; ID Column: 1, </w:t>
+      </w:r>
+      <w:proofErr w:type="spellStart"/>
+      <w:r>
+        <w:rPr>
+          <w:rFonts w:ascii="Arial" w:hAnsi="Arial"/>
+          <w:color w:val="000000"/>
+          <w:sz w:val="18"/>
+          <w:highlight w:val="lightGray"/>
+        </w:rPr>
+        <w:t>Name_En</w:t>
+      </w:r>
+      <w:proofErr w:type="spellEnd"/>
+      <w:r>
+        <w:rPr>
+          <w:rFonts w:ascii="Arial" w:hAnsi="Arial"/>
+          <w:color w:val="000000"/>
+          <w:sz w:val="18"/>
+          <w:highlight w:val="lightGray"/>
+        </w:rPr>
+        <w:t xml:space="preserve"> Column: Motasem Essam] -&gt; </w:t>
       </w:r>
       <w:r>
         <w:rPr>
@@ -1570,80 +1432,12 @@
       </w:r>
       <w:r>
         <w:rPr>
-          <w:rFonts w:ascii="Arial" w:hAnsi="Arial" w:eastAsia="Arial" w:cs="Arial"/>
-          <w:b w:val="0"/>
-          <w:i w:val="0"/>
-          <w:color w:val="000000"/>
-          <w:sz w:val="18"/>
-          <w:highlight w:val="lightGray"/>
-        </w:rPr>
-        <w:t>C</w:t>
-      </w:r>
-      <w:r>
-        <w:rPr>
-          <w:rFonts w:ascii="Arial" w:hAnsi="Arial" w:eastAsia="Arial" w:cs="Arial"/>
-          <w:b w:val="0"/>
-          <w:i w:val="0"/>
-          <w:color w:val="000000"/>
-          <w:sz w:val="18"/>
-          <w:highlight w:val="lightGray"/>
-        </w:rPr>
-        <w:t>h</w:t>
-      </w:r>
-      <w:r>
-        <w:rPr>
-          <w:rFonts w:ascii="Arial" w:hAnsi="Arial" w:eastAsia="Arial" w:cs="Arial"/>
-          <w:b w:val="0"/>
-          <w:i w:val="0"/>
-          <w:color w:val="000000"/>
-          <w:sz w:val="18"/>
-          <w:highlight w:val="lightGray"/>
-        </w:rPr>
-        <w:t>a</w:t>
-      </w:r>
-      <w:r>
-        <w:rPr>
-          <w:rFonts w:ascii="Arial" w:hAnsi="Arial" w:eastAsia="Arial" w:cs="Arial"/>
-          <w:b w:val="0"/>
-          <w:i w:val="0"/>
-          <w:color w:val="000000"/>
-          <w:sz w:val="18"/>
-          <w:highlight w:val="lightGray"/>
-        </w:rPr>
-        <w:t>t</w:t>
-      </w:r>
-      <w:r>
-        <w:rPr>
-          <w:rFonts w:ascii="Arial" w:hAnsi="Arial" w:eastAsia="Arial" w:cs="Arial"/>
-          <w:b w:val="0"/>
-          <w:i w:val="0"/>
-          <w:color w:val="000000"/>
-          <w:sz w:val="18"/>
-          <w:highlight w:val="lightGray"/>
-        </w:rPr>
-        <w:t>G</w:t>
-      </w:r>
-      <w:r>
-        <w:rPr>
-          <w:rFonts w:ascii="Arial" w:hAnsi="Arial" w:eastAsia="Arial" w:cs="Arial"/>
-          <w:b w:val="0"/>
-          <w:i w:val="0"/>
-          <w:color w:val="000000"/>
-          <w:sz w:val="18"/>
-          <w:highlight w:val="lightGray"/>
-        </w:rPr>
-        <w:t>P</w:t>
-      </w:r>
-      <w:r>
-        <w:rPr>
-          <w:rFonts w:ascii="Arial" w:hAnsi="Arial" w:eastAsia="Arial" w:cs="Arial"/>
-          <w:b w:val="0"/>
-          <w:i w:val="0"/>
-          <w:color w:val="000000"/>
-          <w:sz w:val="18"/>
-          <w:highlight w:val="lightGray"/>
-        </w:rPr>
-        <w:t>T</w:t>
+          <w:rFonts w:ascii="Arial" w:eastAsia="Arial" w:hAnsi="Arial" w:cs="Arial"/>
+          <w:color w:val="000000"/>
+          <w:sz w:val="18"/>
+          <w:highlight w:val="lightGray"/>
+        </w:rPr>
+        <w:t>ChatGPT</w:t>
       </w:r>
       <w:r>
         <w:rPr>
@@ -1850,7 +1644,27 @@
           <w:sz w:val="18"/>
           <w:highlight w:val="lightGray"/>
         </w:rPr>
-        <w:t xml:space="preserve">: Persons Table -&gt; ID Column: 1, Name_En Column: Motasem Essam] -&gt; </w:t>
+        <w:t xml:space="preserve">: Persons Table -&gt; ID Column: 1, </w:t>
+      </w:r>
+      <w:proofErr w:type="spellStart"/>
+      <w:r>
+        <w:rPr>
+          <w:rFonts w:ascii="Arial" w:hAnsi="Arial"/>
+          <w:color w:val="000000"/>
+          <w:sz w:val="18"/>
+          <w:highlight w:val="lightGray"/>
+        </w:rPr>
+        <w:t>Name_En</w:t>
+      </w:r>
+      <w:proofErr w:type="spellEnd"/>
+      <w:r>
+        <w:rPr>
+          <w:rFonts w:ascii="Arial" w:hAnsi="Arial"/>
+          <w:color w:val="000000"/>
+          <w:sz w:val="18"/>
+          <w:highlight w:val="lightGray"/>
+        </w:rPr>
+        <w:t xml:space="preserve"> Column: Motasem Essam] -&gt; </w:t>
       </w:r>
       <w:r>
         <w:rPr>
@@ -1873,80 +1687,12 @@
       </w:r>
       <w:r>
         <w:rPr>
-          <w:rFonts w:ascii="Arial" w:hAnsi="Arial" w:eastAsia="Arial" w:cs="Arial"/>
-          <w:b w:val="0"/>
-          <w:i w:val="0"/>
-          <w:color w:val="000000"/>
-          <w:sz w:val="18"/>
-          <w:highlight w:val="lightGray"/>
-        </w:rPr>
-        <w:t>C</w:t>
-      </w:r>
-      <w:r>
-        <w:rPr>
-          <w:rFonts w:ascii="Arial" w:hAnsi="Arial" w:eastAsia="Arial" w:cs="Arial"/>
-          <w:b w:val="0"/>
-          <w:i w:val="0"/>
-          <w:color w:val="000000"/>
-          <w:sz w:val="18"/>
-          <w:highlight w:val="lightGray"/>
-        </w:rPr>
-        <w:t>h</w:t>
-      </w:r>
-      <w:r>
-        <w:rPr>
-          <w:rFonts w:ascii="Arial" w:hAnsi="Arial" w:eastAsia="Arial" w:cs="Arial"/>
-          <w:b w:val="0"/>
-          <w:i w:val="0"/>
-          <w:color w:val="000000"/>
-          <w:sz w:val="18"/>
-          <w:highlight w:val="lightGray"/>
-        </w:rPr>
-        <w:t>a</w:t>
-      </w:r>
-      <w:r>
-        <w:rPr>
-          <w:rFonts w:ascii="Arial" w:hAnsi="Arial" w:eastAsia="Arial" w:cs="Arial"/>
-          <w:b w:val="0"/>
-          <w:i w:val="0"/>
-          <w:color w:val="000000"/>
-          <w:sz w:val="18"/>
-          <w:highlight w:val="lightGray"/>
-        </w:rPr>
-        <w:t>t</w:t>
-      </w:r>
-      <w:r>
-        <w:rPr>
-          <w:rFonts w:ascii="Arial" w:hAnsi="Arial" w:eastAsia="Arial" w:cs="Arial"/>
-          <w:b w:val="0"/>
-          <w:i w:val="0"/>
-          <w:color w:val="000000"/>
-          <w:sz w:val="18"/>
-          <w:highlight w:val="lightGray"/>
-        </w:rPr>
-        <w:t>G</w:t>
-      </w:r>
-      <w:r>
-        <w:rPr>
-          <w:rFonts w:ascii="Arial" w:hAnsi="Arial" w:eastAsia="Arial" w:cs="Arial"/>
-          <w:b w:val="0"/>
-          <w:i w:val="0"/>
-          <w:color w:val="000000"/>
-          <w:sz w:val="18"/>
-          <w:highlight w:val="lightGray"/>
-        </w:rPr>
-        <w:t>P</w:t>
-      </w:r>
-      <w:r>
-        <w:rPr>
-          <w:rFonts w:ascii="Arial" w:hAnsi="Arial" w:eastAsia="Arial" w:cs="Arial"/>
-          <w:b w:val="0"/>
-          <w:i w:val="0"/>
-          <w:color w:val="000000"/>
-          <w:sz w:val="18"/>
-          <w:highlight w:val="lightGray"/>
-        </w:rPr>
-        <w:t>T</w:t>
+          <w:rFonts w:ascii="Arial" w:eastAsia="Arial" w:hAnsi="Arial" w:cs="Arial"/>
+          <w:color w:val="000000"/>
+          <w:sz w:val="18"/>
+          <w:highlight w:val="lightGray"/>
+        </w:rPr>
+        <w:t>ChatGPT</w:t>
       </w:r>
       <w:r>
         <w:rPr>
@@ -2119,7 +1865,27 @@
           <w:sz w:val="18"/>
           <w:highlight w:val="lightGray"/>
         </w:rPr>
-        <w:t xml:space="preserve">: Persons Table -&gt; ID Column: 1, Name_En Column: Motasem Essam] -&gt; </w:t>
+        <w:t xml:space="preserve">: Persons Table -&gt; ID Column: 1, </w:t>
+      </w:r>
+      <w:proofErr w:type="spellStart"/>
+      <w:r>
+        <w:rPr>
+          <w:rFonts w:ascii="Arial" w:hAnsi="Arial"/>
+          <w:color w:val="000000"/>
+          <w:sz w:val="18"/>
+          <w:highlight w:val="lightGray"/>
+        </w:rPr>
+        <w:t>Name_En</w:t>
+      </w:r>
+      <w:proofErr w:type="spellEnd"/>
+      <w:r>
+        <w:rPr>
+          <w:rFonts w:ascii="Arial" w:hAnsi="Arial"/>
+          <w:color w:val="000000"/>
+          <w:sz w:val="18"/>
+          <w:highlight w:val="lightGray"/>
+        </w:rPr>
+        <w:t xml:space="preserve"> Column: Motasem Essam] -&gt; </w:t>
       </w:r>
       <w:r>
         <w:rPr>
@@ -2142,80 +1908,12 @@
       </w:r>
       <w:r>
         <w:rPr>
-          <w:rFonts w:ascii="Arial" w:hAnsi="Arial" w:eastAsia="Arial" w:cs="Arial"/>
-          <w:b w:val="0"/>
-          <w:i w:val="0"/>
-          <w:color w:val="000000"/>
-          <w:sz w:val="18"/>
-          <w:highlight w:val="lightGray"/>
-        </w:rPr>
-        <w:t>C</w:t>
-      </w:r>
-      <w:r>
-        <w:rPr>
-          <w:rFonts w:ascii="Arial" w:hAnsi="Arial" w:eastAsia="Arial" w:cs="Arial"/>
-          <w:b w:val="0"/>
-          <w:i w:val="0"/>
-          <w:color w:val="000000"/>
-          <w:sz w:val="18"/>
-          <w:highlight w:val="lightGray"/>
-        </w:rPr>
-        <w:t>h</w:t>
-      </w:r>
-      <w:r>
-        <w:rPr>
-          <w:rFonts w:ascii="Arial" w:hAnsi="Arial" w:eastAsia="Arial" w:cs="Arial"/>
-          <w:b w:val="0"/>
-          <w:i w:val="0"/>
-          <w:color w:val="000000"/>
-          <w:sz w:val="18"/>
-          <w:highlight w:val="lightGray"/>
-        </w:rPr>
-        <w:t>a</w:t>
-      </w:r>
-      <w:r>
-        <w:rPr>
-          <w:rFonts w:ascii="Arial" w:hAnsi="Arial" w:eastAsia="Arial" w:cs="Arial"/>
-          <w:b w:val="0"/>
-          <w:i w:val="0"/>
-          <w:color w:val="000000"/>
-          <w:sz w:val="18"/>
-          <w:highlight w:val="lightGray"/>
-        </w:rPr>
-        <w:t>t</w:t>
-      </w:r>
-      <w:r>
-        <w:rPr>
-          <w:rFonts w:ascii="Arial" w:hAnsi="Arial" w:eastAsia="Arial" w:cs="Arial"/>
-          <w:b w:val="0"/>
-          <w:i w:val="0"/>
-          <w:color w:val="000000"/>
-          <w:sz w:val="18"/>
-          <w:highlight w:val="lightGray"/>
-        </w:rPr>
-        <w:t>G</w:t>
-      </w:r>
-      <w:r>
-        <w:rPr>
-          <w:rFonts w:ascii="Arial" w:hAnsi="Arial" w:eastAsia="Arial" w:cs="Arial"/>
-          <w:b w:val="0"/>
-          <w:i w:val="0"/>
-          <w:color w:val="000000"/>
-          <w:sz w:val="18"/>
-          <w:highlight w:val="lightGray"/>
-        </w:rPr>
-        <w:t>P</w:t>
-      </w:r>
-      <w:r>
-        <w:rPr>
-          <w:rFonts w:ascii="Arial" w:hAnsi="Arial" w:eastAsia="Arial" w:cs="Arial"/>
-          <w:b w:val="0"/>
-          <w:i w:val="0"/>
-          <w:color w:val="000000"/>
-          <w:sz w:val="18"/>
-          <w:highlight w:val="lightGray"/>
-        </w:rPr>
-        <w:t>T</w:t>
+          <w:rFonts w:ascii="Arial" w:eastAsia="Arial" w:hAnsi="Arial" w:cs="Arial"/>
+          <w:color w:val="000000"/>
+          <w:sz w:val="18"/>
+          <w:highlight w:val="lightGray"/>
+        </w:rPr>
+        <w:t>ChatGPT</w:t>
       </w:r>
       <w:r>
         <w:rPr>
@@ -2389,7 +2087,27 @@
           <w:sz w:val="18"/>
           <w:highlight w:val="lightGray"/>
         </w:rPr>
-        <w:t xml:space="preserve">: Persons Table -&gt; ID Column: 1, Name_En Column: Motasem Essam] -&gt; </w:t>
+        <w:t xml:space="preserve">: Persons Table -&gt; ID Column: 1, </w:t>
+      </w:r>
+      <w:proofErr w:type="spellStart"/>
+      <w:r>
+        <w:rPr>
+          <w:rFonts w:ascii="Arial" w:hAnsi="Arial"/>
+          <w:color w:val="000000"/>
+          <w:sz w:val="18"/>
+          <w:highlight w:val="lightGray"/>
+        </w:rPr>
+        <w:t>Name_En</w:t>
+      </w:r>
+      <w:proofErr w:type="spellEnd"/>
+      <w:r>
+        <w:rPr>
+          <w:rFonts w:ascii="Arial" w:hAnsi="Arial"/>
+          <w:color w:val="000000"/>
+          <w:sz w:val="18"/>
+          <w:highlight w:val="lightGray"/>
+        </w:rPr>
+        <w:t xml:space="preserve"> Column: Motasem Essam] -&gt; </w:t>
       </w:r>
       <w:r>
         <w:rPr>
@@ -2412,80 +2130,12 @@
       </w:r>
       <w:r>
         <w:rPr>
-          <w:rFonts w:ascii="Arial" w:hAnsi="Arial" w:eastAsia="Arial" w:cs="Arial"/>
-          <w:b w:val="0"/>
-          <w:i w:val="0"/>
-          <w:color w:val="000000"/>
-          <w:sz w:val="18"/>
-          <w:highlight w:val="lightGray"/>
-        </w:rPr>
-        <w:t>C</w:t>
-      </w:r>
-      <w:r>
-        <w:rPr>
-          <w:rFonts w:ascii="Arial" w:hAnsi="Arial" w:eastAsia="Arial" w:cs="Arial"/>
-          <w:b w:val="0"/>
-          <w:i w:val="0"/>
-          <w:color w:val="000000"/>
-          <w:sz w:val="18"/>
-          <w:highlight w:val="lightGray"/>
-        </w:rPr>
-        <w:t>h</w:t>
-      </w:r>
-      <w:r>
-        <w:rPr>
-          <w:rFonts w:ascii="Arial" w:hAnsi="Arial" w:eastAsia="Arial" w:cs="Arial"/>
-          <w:b w:val="0"/>
-          <w:i w:val="0"/>
-          <w:color w:val="000000"/>
-          <w:sz w:val="18"/>
-          <w:highlight w:val="lightGray"/>
-        </w:rPr>
-        <w:t>a</w:t>
-      </w:r>
-      <w:r>
-        <w:rPr>
-          <w:rFonts w:ascii="Arial" w:hAnsi="Arial" w:eastAsia="Arial" w:cs="Arial"/>
-          <w:b w:val="0"/>
-          <w:i w:val="0"/>
-          <w:color w:val="000000"/>
-          <w:sz w:val="18"/>
-          <w:highlight w:val="lightGray"/>
-        </w:rPr>
-        <w:t>t</w:t>
-      </w:r>
-      <w:r>
-        <w:rPr>
-          <w:rFonts w:ascii="Arial" w:hAnsi="Arial" w:eastAsia="Arial" w:cs="Arial"/>
-          <w:b w:val="0"/>
-          <w:i w:val="0"/>
-          <w:color w:val="000000"/>
-          <w:sz w:val="18"/>
-          <w:highlight w:val="lightGray"/>
-        </w:rPr>
-        <w:t>G</w:t>
-      </w:r>
-      <w:r>
-        <w:rPr>
-          <w:rFonts w:ascii="Arial" w:hAnsi="Arial" w:eastAsia="Arial" w:cs="Arial"/>
-          <w:b w:val="0"/>
-          <w:i w:val="0"/>
-          <w:color w:val="000000"/>
-          <w:sz w:val="18"/>
-          <w:highlight w:val="lightGray"/>
-        </w:rPr>
-        <w:t>P</w:t>
-      </w:r>
-      <w:r>
-        <w:rPr>
-          <w:rFonts w:ascii="Arial" w:hAnsi="Arial" w:eastAsia="Arial" w:cs="Arial"/>
-          <w:b w:val="0"/>
-          <w:i w:val="0"/>
-          <w:color w:val="000000"/>
-          <w:sz w:val="18"/>
-          <w:highlight w:val="lightGray"/>
-        </w:rPr>
-        <w:t>T</w:t>
+          <w:rFonts w:ascii="Arial" w:eastAsia="Arial" w:hAnsi="Arial" w:cs="Arial"/>
+          <w:color w:val="000000"/>
+          <w:sz w:val="18"/>
+          <w:highlight w:val="lightGray"/>
+        </w:rPr>
+        <w:t>ChatGPT</w:t>
       </w:r>
       <w:r>
         <w:rPr>
@@ -2669,7 +2319,27 @@
           <w:sz w:val="18"/>
           <w:highlight w:val="lightGray"/>
         </w:rPr>
-        <w:t xml:space="preserve">: Persons Table -&gt; ID Column: 1, Name_En Column: Motasem Essam] -&gt; </w:t>
+        <w:t xml:space="preserve">: Persons Table -&gt; ID Column: 1, </w:t>
+      </w:r>
+      <w:proofErr w:type="spellStart"/>
+      <w:r>
+        <w:rPr>
+          <w:rFonts w:ascii="Arial" w:hAnsi="Arial"/>
+          <w:color w:val="000000"/>
+          <w:sz w:val="18"/>
+          <w:highlight w:val="lightGray"/>
+        </w:rPr>
+        <w:t>Name_En</w:t>
+      </w:r>
+      <w:proofErr w:type="spellEnd"/>
+      <w:r>
+        <w:rPr>
+          <w:rFonts w:ascii="Arial" w:hAnsi="Arial"/>
+          <w:color w:val="000000"/>
+          <w:sz w:val="18"/>
+          <w:highlight w:val="lightGray"/>
+        </w:rPr>
+        <w:t xml:space="preserve"> Column: Motasem Essam] -&gt; </w:t>
       </w:r>
       <w:r>
         <w:rPr>
@@ -2692,80 +2362,12 @@
       </w:r>
       <w:r>
         <w:rPr>
-          <w:rFonts w:ascii="Arial" w:hAnsi="Arial" w:eastAsia="Arial" w:cs="Arial"/>
-          <w:b w:val="0"/>
-          <w:i w:val="0"/>
-          <w:color w:val="000000"/>
-          <w:sz w:val="18"/>
-          <w:highlight w:val="lightGray"/>
-        </w:rPr>
-        <w:t>C</w:t>
-      </w:r>
-      <w:r>
-        <w:rPr>
-          <w:rFonts w:ascii="Arial" w:hAnsi="Arial" w:eastAsia="Arial" w:cs="Arial"/>
-          <w:b w:val="0"/>
-          <w:i w:val="0"/>
-          <w:color w:val="000000"/>
-          <w:sz w:val="18"/>
-          <w:highlight w:val="lightGray"/>
-        </w:rPr>
-        <w:t>h</w:t>
-      </w:r>
-      <w:r>
-        <w:rPr>
-          <w:rFonts w:ascii="Arial" w:hAnsi="Arial" w:eastAsia="Arial" w:cs="Arial"/>
-          <w:b w:val="0"/>
-          <w:i w:val="0"/>
-          <w:color w:val="000000"/>
-          <w:sz w:val="18"/>
-          <w:highlight w:val="lightGray"/>
-        </w:rPr>
-        <w:t>a</w:t>
-      </w:r>
-      <w:r>
-        <w:rPr>
-          <w:rFonts w:ascii="Arial" w:hAnsi="Arial" w:eastAsia="Arial" w:cs="Arial"/>
-          <w:b w:val="0"/>
-          <w:i w:val="0"/>
-          <w:color w:val="000000"/>
-          <w:sz w:val="18"/>
-          <w:highlight w:val="lightGray"/>
-        </w:rPr>
-        <w:t>t</w:t>
-      </w:r>
-      <w:r>
-        <w:rPr>
-          <w:rFonts w:ascii="Arial" w:hAnsi="Arial" w:eastAsia="Arial" w:cs="Arial"/>
-          <w:b w:val="0"/>
-          <w:i w:val="0"/>
-          <w:color w:val="000000"/>
-          <w:sz w:val="18"/>
-          <w:highlight w:val="lightGray"/>
-        </w:rPr>
-        <w:t>G</w:t>
-      </w:r>
-      <w:r>
-        <w:rPr>
-          <w:rFonts w:ascii="Arial" w:hAnsi="Arial" w:eastAsia="Arial" w:cs="Arial"/>
-          <w:b w:val="0"/>
-          <w:i w:val="0"/>
-          <w:color w:val="000000"/>
-          <w:sz w:val="18"/>
-          <w:highlight w:val="lightGray"/>
-        </w:rPr>
-        <w:t>P</w:t>
-      </w:r>
-      <w:r>
-        <w:rPr>
-          <w:rFonts w:ascii="Arial" w:hAnsi="Arial" w:eastAsia="Arial" w:cs="Arial"/>
-          <w:b w:val="0"/>
-          <w:i w:val="0"/>
-          <w:color w:val="000000"/>
-          <w:sz w:val="18"/>
-          <w:highlight w:val="lightGray"/>
-        </w:rPr>
-        <w:t>T</w:t>
+          <w:rFonts w:ascii="Arial" w:eastAsia="Arial" w:hAnsi="Arial" w:cs="Arial"/>
+          <w:color w:val="000000"/>
+          <w:sz w:val="18"/>
+          <w:highlight w:val="lightGray"/>
+        </w:rPr>
+        <w:t>ChatGPT</w:t>
       </w:r>
       <w:r>
         <w:rPr>
@@ -2912,11 +2514,19 @@
           <w:rFonts w:ascii="Roboto Mono" w:hAnsi="Roboto Mono"/>
         </w:rPr>
       </w:pPr>
-      <w:r>
-        <w:rPr>
-          <w:rFonts w:ascii="Roboto Mono" w:hAnsi="Roboto Mono"/>
-        </w:rPr>
-        <w:t>sbt (Scala)</w:t>
+      <w:proofErr w:type="spellStart"/>
+      <w:r>
+        <w:rPr>
+          <w:rFonts w:ascii="Roboto Mono" w:hAnsi="Roboto Mono"/>
+        </w:rPr>
+        <w:t>sbt</w:t>
+      </w:r>
+      <w:proofErr w:type="spellEnd"/>
+      <w:r>
+        <w:rPr>
+          <w:rFonts w:ascii="Roboto Mono" w:hAnsi="Roboto Mono"/>
+        </w:rPr>
+        <w:t xml:space="preserve"> (Scala)</w:t>
       </w:r>
     </w:p>
     <w:p>
@@ -2969,7 +2579,27 @@
           <w:sz w:val="18"/>
           <w:highlight w:val="lightGray"/>
         </w:rPr>
-        <w:t xml:space="preserve">: Persons Table -&gt; ID Column: 1, Name_En Column: Motasem Essam] -&gt; </w:t>
+        <w:t xml:space="preserve">: Persons Table -&gt; ID Column: 1, </w:t>
+      </w:r>
+      <w:proofErr w:type="spellStart"/>
+      <w:r>
+        <w:rPr>
+          <w:rFonts w:ascii="Arial" w:hAnsi="Arial"/>
+          <w:color w:val="000000"/>
+          <w:sz w:val="18"/>
+          <w:highlight w:val="lightGray"/>
+        </w:rPr>
+        <w:t>Name_En</w:t>
+      </w:r>
+      <w:proofErr w:type="spellEnd"/>
+      <w:r>
+        <w:rPr>
+          <w:rFonts w:ascii="Arial" w:hAnsi="Arial"/>
+          <w:color w:val="000000"/>
+          <w:sz w:val="18"/>
+          <w:highlight w:val="lightGray"/>
+        </w:rPr>
+        <w:t xml:space="preserve"> Column: Motasem Essam] -&gt; </w:t>
       </w:r>
       <w:r>
         <w:rPr>
@@ -2992,80 +2622,12 @@
       </w:r>
       <w:r>
         <w:rPr>
-          <w:rFonts w:ascii="Arial" w:hAnsi="Arial" w:eastAsia="Arial" w:cs="Arial"/>
-          <w:b w:val="0"/>
-          <w:i w:val="0"/>
-          <w:color w:val="000000"/>
-          <w:sz w:val="18"/>
-          <w:highlight w:val="lightGray"/>
-        </w:rPr>
-        <w:t>C</w:t>
-      </w:r>
-      <w:r>
-        <w:rPr>
-          <w:rFonts w:ascii="Arial" w:hAnsi="Arial" w:eastAsia="Arial" w:cs="Arial"/>
-          <w:b w:val="0"/>
-          <w:i w:val="0"/>
-          <w:color w:val="000000"/>
-          <w:sz w:val="18"/>
-          <w:highlight w:val="lightGray"/>
-        </w:rPr>
-        <w:t>h</w:t>
-      </w:r>
-      <w:r>
-        <w:rPr>
-          <w:rFonts w:ascii="Arial" w:hAnsi="Arial" w:eastAsia="Arial" w:cs="Arial"/>
-          <w:b w:val="0"/>
-          <w:i w:val="0"/>
-          <w:color w:val="000000"/>
-          <w:sz w:val="18"/>
-          <w:highlight w:val="lightGray"/>
-        </w:rPr>
-        <w:t>a</w:t>
-      </w:r>
-      <w:r>
-        <w:rPr>
-          <w:rFonts w:ascii="Arial" w:hAnsi="Arial" w:eastAsia="Arial" w:cs="Arial"/>
-          <w:b w:val="0"/>
-          <w:i w:val="0"/>
-          <w:color w:val="000000"/>
-          <w:sz w:val="18"/>
-          <w:highlight w:val="lightGray"/>
-        </w:rPr>
-        <w:t>t</w:t>
-      </w:r>
-      <w:r>
-        <w:rPr>
-          <w:rFonts w:ascii="Arial" w:hAnsi="Arial" w:eastAsia="Arial" w:cs="Arial"/>
-          <w:b w:val="0"/>
-          <w:i w:val="0"/>
-          <w:color w:val="000000"/>
-          <w:sz w:val="18"/>
-          <w:highlight w:val="lightGray"/>
-        </w:rPr>
-        <w:t>G</w:t>
-      </w:r>
-      <w:r>
-        <w:rPr>
-          <w:rFonts w:ascii="Arial" w:hAnsi="Arial" w:eastAsia="Arial" w:cs="Arial"/>
-          <w:b w:val="0"/>
-          <w:i w:val="0"/>
-          <w:color w:val="000000"/>
-          <w:sz w:val="18"/>
-          <w:highlight w:val="lightGray"/>
-        </w:rPr>
-        <w:t>P</w:t>
-      </w:r>
-      <w:r>
-        <w:rPr>
-          <w:rFonts w:ascii="Arial" w:hAnsi="Arial" w:eastAsia="Arial" w:cs="Arial"/>
-          <w:b w:val="0"/>
-          <w:i w:val="0"/>
-          <w:color w:val="000000"/>
-          <w:sz w:val="18"/>
-          <w:highlight w:val="lightGray"/>
-        </w:rPr>
-        <w:t>T</w:t>
+          <w:rFonts w:ascii="Arial" w:eastAsia="Arial" w:hAnsi="Arial" w:cs="Arial"/>
+          <w:color w:val="000000"/>
+          <w:sz w:val="18"/>
+          <w:highlight w:val="lightGray"/>
+        </w:rPr>
+        <w:t>ChatGPT</w:t>
       </w:r>
       <w:r>
         <w:rPr>
@@ -3165,11 +2727,19 @@
           <w:rFonts w:ascii="Roboto Mono" w:hAnsi="Roboto Mono"/>
         </w:rPr>
       </w:pPr>
-      <w:r>
-        <w:rPr>
-          <w:rFonts w:ascii="Roboto Mono" w:hAnsi="Roboto Mono"/>
-        </w:rPr>
-        <w:t>npm (Node.js, with global packages + project dependencies + scripts)</w:t>
+      <w:proofErr w:type="spellStart"/>
+      <w:r>
+        <w:rPr>
+          <w:rFonts w:ascii="Roboto Mono" w:hAnsi="Roboto Mono"/>
+        </w:rPr>
+        <w:t>npm</w:t>
+      </w:r>
+      <w:proofErr w:type="spellEnd"/>
+      <w:r>
+        <w:rPr>
+          <w:rFonts w:ascii="Roboto Mono" w:hAnsi="Roboto Mono"/>
+        </w:rPr>
+        <w:t xml:space="preserve"> (Node.js, with global packages + project dependencies + scripts)</w:t>
       </w:r>
     </w:p>
     <w:p>
@@ -3259,11 +2829,19 @@
           <w:rFonts w:ascii="Roboto Mono" w:hAnsi="Roboto Mono"/>
         </w:rPr>
       </w:pPr>
-      <w:r>
-        <w:rPr>
-          <w:rFonts w:ascii="Roboto Mono" w:hAnsi="Roboto Mono"/>
-        </w:rPr>
-        <w:t xml:space="preserve">npm and pip can appear in multiple categories </w:t>
+      <w:proofErr w:type="spellStart"/>
+      <w:r>
+        <w:rPr>
+          <w:rFonts w:ascii="Roboto Mono" w:hAnsi="Roboto Mono"/>
+        </w:rPr>
+        <w:t>npm</w:t>
+      </w:r>
+      <w:proofErr w:type="spellEnd"/>
+      <w:r>
+        <w:rPr>
+          <w:rFonts w:ascii="Roboto Mono" w:hAnsi="Roboto Mono"/>
+        </w:rPr>
+        <w:t xml:space="preserve"> and pip can appear in multiple categories </w:t>
       </w:r>
       <w:r>
         <w:rPr>
@@ -3290,11 +2868,19 @@
           <w:rFonts w:ascii="Roboto Mono" w:hAnsi="Roboto Mono"/>
         </w:rPr>
       </w:pPr>
-      <w:r>
-        <w:rPr>
-          <w:rFonts w:ascii="Roboto Mono" w:hAnsi="Roboto Mono"/>
-        </w:rPr>
-        <w:t xml:space="preserve">npm global install </w:t>
+      <w:proofErr w:type="spellStart"/>
+      <w:r>
+        <w:rPr>
+          <w:rFonts w:ascii="Roboto Mono" w:hAnsi="Roboto Mono"/>
+        </w:rPr>
+        <w:t>npm</w:t>
+      </w:r>
+      <w:proofErr w:type="spellEnd"/>
+      <w:r>
+        <w:rPr>
+          <w:rFonts w:ascii="Roboto Mono" w:hAnsi="Roboto Mono"/>
+        </w:rPr>
+        <w:t xml:space="preserve"> global install </w:t>
       </w:r>
       <w:r>
         <w:rPr>
@@ -3319,11 +2905,19 @@
           <w:rFonts w:ascii="Roboto Mono" w:hAnsi="Roboto Mono"/>
         </w:rPr>
       </w:pPr>
-      <w:r>
-        <w:rPr>
-          <w:rFonts w:ascii="Roboto Mono" w:hAnsi="Roboto Mono"/>
-        </w:rPr>
-        <w:t xml:space="preserve">npm install for project </w:t>
+      <w:proofErr w:type="spellStart"/>
+      <w:r>
+        <w:rPr>
+          <w:rFonts w:ascii="Roboto Mono" w:hAnsi="Roboto Mono"/>
+        </w:rPr>
+        <w:t>npm</w:t>
+      </w:r>
+      <w:proofErr w:type="spellEnd"/>
+      <w:r>
+        <w:rPr>
+          <w:rFonts w:ascii="Roboto Mono" w:hAnsi="Roboto Mono"/>
+        </w:rPr>
+        <w:t xml:space="preserve"> install for project </w:t>
       </w:r>
       <w:r>
         <w:rPr>
@@ -3348,11 +2942,19 @@
           <w:rFonts w:ascii="Roboto Mono" w:hAnsi="Roboto Mono"/>
         </w:rPr>
       </w:pPr>
-      <w:r>
-        <w:rPr>
-          <w:rFonts w:ascii="Roboto Mono" w:hAnsi="Roboto Mono"/>
-        </w:rPr>
-        <w:t xml:space="preserve">npm run scripts </w:t>
+      <w:proofErr w:type="spellStart"/>
+      <w:r>
+        <w:rPr>
+          <w:rFonts w:ascii="Roboto Mono" w:hAnsi="Roboto Mono"/>
+        </w:rPr>
+        <w:t>npm</w:t>
+      </w:r>
+      <w:proofErr w:type="spellEnd"/>
+      <w:r>
+        <w:rPr>
+          <w:rFonts w:ascii="Roboto Mono" w:hAnsi="Roboto Mono"/>
+        </w:rPr>
+        <w:t xml:space="preserve"> run scripts </w:t>
       </w:r>
       <w:r>
         <w:rPr>
@@ -3414,7 +3016,27 @@
           <w:sz w:val="18"/>
           <w:highlight w:val="lightGray"/>
         </w:rPr>
-        <w:t xml:space="preserve">: Persons Table -&gt; ID Column: 1, Name_En Column: Motasem Essam] -&gt; </w:t>
+        <w:t xml:space="preserve">: Persons Table -&gt; ID Column: 1, </w:t>
+      </w:r>
+      <w:proofErr w:type="spellStart"/>
+      <w:r>
+        <w:rPr>
+          <w:rFonts w:ascii="Arial" w:hAnsi="Arial"/>
+          <w:color w:val="000000"/>
+          <w:sz w:val="18"/>
+          <w:highlight w:val="lightGray"/>
+        </w:rPr>
+        <w:t>Name_En</w:t>
+      </w:r>
+      <w:proofErr w:type="spellEnd"/>
+      <w:r>
+        <w:rPr>
+          <w:rFonts w:ascii="Arial" w:hAnsi="Arial"/>
+          <w:color w:val="000000"/>
+          <w:sz w:val="18"/>
+          <w:highlight w:val="lightGray"/>
+        </w:rPr>
+        <w:t xml:space="preserve"> Column: Motasem Essam] -&gt; </w:t>
       </w:r>
       <w:r>
         <w:rPr>
@@ -3437,80 +3059,12 @@
       </w:r>
       <w:r>
         <w:rPr>
-          <w:rFonts w:ascii="Arial" w:hAnsi="Arial" w:eastAsia="Arial" w:cs="Arial"/>
-          <w:b w:val="0"/>
-          <w:i w:val="0"/>
-          <w:color w:val="000000"/>
-          <w:sz w:val="18"/>
-          <w:highlight w:val="lightGray"/>
-        </w:rPr>
-        <w:t>C</w:t>
-      </w:r>
-      <w:r>
-        <w:rPr>
-          <w:rFonts w:ascii="Arial" w:hAnsi="Arial" w:eastAsia="Arial" w:cs="Arial"/>
-          <w:b w:val="0"/>
-          <w:i w:val="0"/>
-          <w:color w:val="000000"/>
-          <w:sz w:val="18"/>
-          <w:highlight w:val="lightGray"/>
-        </w:rPr>
-        <w:t>h</w:t>
-      </w:r>
-      <w:r>
-        <w:rPr>
-          <w:rFonts w:ascii="Arial" w:hAnsi="Arial" w:eastAsia="Arial" w:cs="Arial"/>
-          <w:b w:val="0"/>
-          <w:i w:val="0"/>
-          <w:color w:val="000000"/>
-          <w:sz w:val="18"/>
-          <w:highlight w:val="lightGray"/>
-        </w:rPr>
-        <w:t>a</w:t>
-      </w:r>
-      <w:r>
-        <w:rPr>
-          <w:rFonts w:ascii="Arial" w:hAnsi="Arial" w:eastAsia="Arial" w:cs="Arial"/>
-          <w:b w:val="0"/>
-          <w:i w:val="0"/>
-          <w:color w:val="000000"/>
-          <w:sz w:val="18"/>
-          <w:highlight w:val="lightGray"/>
-        </w:rPr>
-        <w:t>t</w:t>
-      </w:r>
-      <w:r>
-        <w:rPr>
-          <w:rFonts w:ascii="Arial" w:hAnsi="Arial" w:eastAsia="Arial" w:cs="Arial"/>
-          <w:b w:val="0"/>
-          <w:i w:val="0"/>
-          <w:color w:val="000000"/>
-          <w:sz w:val="18"/>
-          <w:highlight w:val="lightGray"/>
-        </w:rPr>
-        <w:t>G</w:t>
-      </w:r>
-      <w:r>
-        <w:rPr>
-          <w:rFonts w:ascii="Arial" w:hAnsi="Arial" w:eastAsia="Arial" w:cs="Arial"/>
-          <w:b w:val="0"/>
-          <w:i w:val="0"/>
-          <w:color w:val="000000"/>
-          <w:sz w:val="18"/>
-          <w:highlight w:val="lightGray"/>
-        </w:rPr>
-        <w:t>P</w:t>
-      </w:r>
-      <w:r>
-        <w:rPr>
-          <w:rFonts w:ascii="Arial" w:hAnsi="Arial" w:eastAsia="Arial" w:cs="Arial"/>
-          <w:b w:val="0"/>
-          <w:i w:val="0"/>
-          <w:color w:val="000000"/>
-          <w:sz w:val="18"/>
-          <w:highlight w:val="lightGray"/>
-        </w:rPr>
-        <w:t>T</w:t>
+          <w:rFonts w:ascii="Arial" w:eastAsia="Arial" w:hAnsi="Arial" w:cs="Arial"/>
+          <w:color w:val="000000"/>
+          <w:sz w:val="18"/>
+          <w:highlight w:val="lightGray"/>
+        </w:rPr>
+        <w:t>ChatGPT</w:t>
       </w:r>
       <w:r>
         <w:rPr>
